--- a/articles/Week4_Totals.docx
+++ b/articles/Week4_Totals.docx
@@ -411,7 +411,7 @@
                 <w:sz w:val="19"/>
                 <w:szCs w:val="19"/>
               </w:rPr>
-              <w:t xml:space="preserve">111th Success Rate, 116th Explosiveness, 44.9 passing grade</w:t>
+              <w:t xml:space="preserve">111th Success Rate, 116th Explosiveness, 48.6 passing grade</w:t>
             </w:r>
           </w:p>
         </w:tc>
@@ -483,7 +483,7 @@
         <w:spacing w:after="160" w:line="276"/>
       </w:pPr>
       <w:r>
-        <w:t xml:space="preserve">Georgia Southern's defense ranks 10th in Success Rate and tied 7th in Havoc, and their games have landed 13.2 points under the posted total. The offense is the other half: 111th in Success Rate, 116th in Explosiveness, tied 118th in Finishing Drives, 129th in Field Position, on a 44.9 passing grade. They have scored 38 points in two graded games.</w:t>
+        <w:t xml:space="preserve">Georgia Southern's defense ranks 10th in Success Rate and tied 7th in Havoc, and their games have landed 13.2 points under the posted total. The offense is the other half: 111th in Success Rate, 116th in Explosiveness, tied 118th in Finishing Drives, 129th in Field Position, on a 48.6 passing grade. They are scoring 21.7 a game.</w:t>
       </w:r>
     </w:p>
     <w:p>
@@ -491,7 +491,7 @@
         <w:spacing w:after="160" w:line="276"/>
       </w:pPr>
       <w:r>
-        <w:t xml:space="preserve">Houston is the better team by a distance, 2-1 with a +27.3 margin and 110 points scored, and their own games are 3-0 to the Over. The shape of their offense is what matters for a total: 4th in Success Rate but 107th in Explosiveness. That is a unit that moves the chains and burns clock, not one that scores in two plays.</w:t>
+        <w:t xml:space="preserve">Houston is the better team by a distance, 2-1 with a +27.3 margin at 45.3 points a game, and their own games are 3-0 to the Over. The shape of their offense is what matters for a total: 4th in Success Rate but 107th in Explosiveness, on an 86.0 run grade against a 70.6 passing grade. That is a unit that moves the chains and burns clock, not one that scores in two plays.</w:t>
       </w:r>
     </w:p>
     <w:p>
@@ -499,7 +499,7 @@
         <w:spacing w:after="160" w:line="276"/>
       </w:pPr>
       <w:r>
-        <w:t xml:space="preserve">A 17.5-point spread also caps the second half. The favorite that is grinding by construction has less reason to keep throwing, and the underdog that cannot generate explosive plays has no fast way back.</w:t>
+        <w:t xml:space="preserve">A 17.5-point spread also caps the second half. The favorite that is grinding by construction has less reason to keep throwing, and the underdog that cannot generate explosive plays has no fast way back. Georgia Southern's tackling grade of 55.5 is the risk: it is the one number that lets Houston turn a methodical drive into a short one.</w:t>
       </w:r>
     </w:p>
     <w:p>
@@ -852,7 +852,7 @@
                 <w:sz w:val="19"/>
                 <w:szCs w:val="19"/>
               </w:rPr>
-              <w:t xml:space="preserve">62 points for, 77 against in two graded games</w:t>
+              <w:t xml:space="preserve">94 points for, 94 against in three games, 62.7 a game combined</w:t>
             </w:r>
           </w:p>
         </w:tc>
@@ -900,7 +900,7 @@
                 <w:sz w:val="19"/>
                 <w:szCs w:val="19"/>
               </w:rPr>
-              <w:t xml:space="preserve">117th Success Rate, 126th Havoc</w:t>
+              <w:t xml:space="preserve">117th Success Rate, 126th Havoc, 60.8 coverage</w:t>
             </w:r>
           </w:p>
         </w:tc>
@@ -1020,7 +1020,7 @@
         <w:spacing w:after="160" w:line="276"/>
       </w:pPr>
       <w:r>
-        <w:t xml:space="preserve">Hawai'i's two graded games have produced 62 points for and 77 against, 69.5 a game combined. They snap it every 25.1 seconds, 26th nationally, against a Wyoming offense that plays 105th. The tempo mismatch is worth possessions in a game priced at 43.5.</w:t>
+        <w:t xml:space="preserve">Hawai'i's three games have produced 94 points for and 94 against, 62.7 a game combined, against a total of 43.5. They snap it every 25.1 seconds, 26th nationally, against a Wyoming offense that plays 105th. The tempo mismatch is worth possessions in a game priced this low.</w:t>
       </w:r>
     </w:p>
     <w:p>
@@ -1028,7 +1028,7 @@
         <w:spacing w:after="160" w:line="276"/>
       </w:pPr>
       <w:r>
-        <w:t xml:space="preserve">Wyoming's defense ranks 117th in Success Rate and 126th in Havoc, with a 58.9 coverage grade. Hawai'i's ranks 105th in Success Rate on a 53.5 tackling grade and a 57.9 run defense grade. Neither side has a unit that stops a drive on merit.</w:t>
+        <w:t xml:space="preserve">Wyoming's defense ranks 117th in Success Rate and 126th in Havoc with a 60.8 coverage grade. Hawai'i's ranks 105th in Success Rate on a 53.2 tackling grade and a 56.6 run defense grade, the worst run defense number in this document. Neither side has a unit that stops a drive on merit.</w:t>
       </w:r>
     </w:p>
     <w:p>
@@ -1036,7 +1036,7 @@
         <w:spacing w:after="160" w:line="276"/>
       </w:pPr>
       <w:r>
-        <w:t xml:space="preserve">The argument against is Wyoming's offense: 91st in Success Rate, 130th in Explosiveness, 129th in Finishing Drives, and 34 points across two graded games. If this lands under it will be because Wyoming contributes 13 and the game never gets going, which is exactly what their 0-3 ATS record and minus 16.8 cover margin describe.</w:t>
+        <w:t xml:space="preserve">The argument against is Wyoming's offense: 91st in Success Rate, 130th in Explosiveness, 129th in Finishing Drives, a 55.4 passing grade, and 14.7 points a game. If this lands under it will be because Wyoming contributes 13 and the game never gets going, which is exactly what their 0-3 ATS record and minus 16.8 cover margin describe.</w:t>
       </w:r>
     </w:p>
     <w:p>
@@ -1485,7 +1485,7 @@
                 <w:sz w:val="19"/>
                 <w:szCs w:val="19"/>
               </w:rPr>
-              <w:t xml:space="preserve">0-3, 24 points scored in two graded games</w:t>
+              <w:t xml:space="preserve">0-3, 13.7 points a game, 41 in three</w:t>
             </w:r>
           </w:p>
         </w:tc>
@@ -1533,7 +1533,7 @@
                 <w:sz w:val="19"/>
                 <w:szCs w:val="19"/>
               </w:rPr>
-              <w:t xml:space="preserve">2-1, 3-0 ATS, 90 points in two graded games</w:t>
+              <w:t xml:space="preserve">2-1, 3-0 ATS, 40.0 points a game</w:t>
             </w:r>
           </w:p>
         </w:tc>
@@ -1557,7 +1557,7 @@
         <w:spacing w:after="160" w:line="276"/>
       </w:pPr>
       <w:r>
-        <w:t xml:space="preserve">Northern Illinois is 0-3 and has been outscored by 23.0 a game. The offense ranks 128th in Success Rate, 137th in Finishing Drives and 115th in Explosiveness, on a 51.9 offense grade and a 45.5 run block grade, with 24 points scored across two graded games. That is 12 a game against a Georgia State defense allowing 13.5.</w:t>
+        <w:t xml:space="preserve">Northern Illinois is 0-3 and has been outscored by 23.0 a game. The offense ranks 128th in Success Rate, 137th in Finishing Drives and 115th in Explosiveness, on a 57.9 offense grade and a 44.7 run block grade, with 41 points across three games. That is 13.7 a game against a Georgia State defense allowing 23.7.</w:t>
       </w:r>
     </w:p>
     <w:p>
@@ -1565,7 +1565,7 @@
         <w:spacing w:after="160" w:line="276"/>
       </w:pPr>
       <w:r>
-        <w:t xml:space="preserve">Georgia State is the live half. They are 2-1, 3-0 ATS covering by 15.2 a game, with 90 points in two graded games and a 90.5 passing grade behind an 81.1 pass block grade. Their offense ranks 35th in Success Rate.</w:t>
+        <w:t xml:space="preserve">Georgia State is the live half. They are 2-1, 3-0 ATS covering by 15.2 a game, at 40.0 points a game with an 83.6 passing grade. Their offense ranks 35th in Success Rate.</w:t>
       </w:r>
     </w:p>
     <w:p>
@@ -1573,7 +1573,7 @@
         <w:spacing w:after="160" w:line="276"/>
       </w:pPr>
       <w:r>
-        <w:t xml:space="preserve">The exposure is Georgia State's finishing: their defense ranks 121st in Finishing Drives, so opponents who reach the red zone convert. Northern Illinois getting there is the whole question, and 137th in Finishing Drives is the answer the season has given so far. This is also the third straight week the board has pointed at a Georgia State game; the previous two were spreads fading them, and both lost.</w:t>
+        <w:t xml:space="preserve">The exposure is Georgia State's finishing: their defense ranks 121st in Finishing Drives on a 57.4 tackling grade, so opponents who reach the red zone convert. Northern Illinois getting there is the whole question, and 137th in Finishing Drives is the answer the season has given so far. This is also the third straight week the board has pointed at a Georgia State game; the previous two were spreads fading them, and both lost.</w:t>
       </w:r>
     </w:p>
     <w:p>
@@ -1974,7 +1974,7 @@
                 <w:sz w:val="19"/>
                 <w:szCs w:val="19"/>
               </w:rPr>
-              <w:t xml:space="preserve">Missouri 17.5 a game, Mississippi State 13.0</w:t>
+              <w:t xml:space="preserve">Missouri 17.3 a game, Mississippi State 20.0</w:t>
             </w:r>
           </w:p>
         </w:tc>
@@ -2022,7 +2022,7 @@
                 <w:sz w:val="19"/>
                 <w:szCs w:val="19"/>
               </w:rPr>
-              <w:t xml:space="preserve">16th Success Rate, 5th Havoc</w:t>
+              <w:t xml:space="preserve">16th Success Rate, 5th Havoc, 89.2 pass rush</w:t>
             </w:r>
           </w:p>
         </w:tc>
@@ -2094,7 +2094,7 @@
         <w:spacing w:after="160" w:line="276"/>
       </w:pPr>
       <w:r>
-        <w:t xml:space="preserve">The scoring records are the Over case and they are built on schedule. Both teams are 3-0, Missouri by 22.3 a game and Mississippi State by 27.0, with 92 and 100 points in two graded games. What they have allowed is the more useful number: 17.5 and 13.0 a game.</w:t>
+        <w:t xml:space="preserve">The scoring records are the Over case and they are built on schedule. Both teams are 3-0, Missouri by 22.3 a game and Mississippi State by 27.0, at 39.7 and 47.0 points scored. What they have allowed is the more useful number: 17.3 and 20.0 a game.</w:t>
       </w:r>
     </w:p>
     <w:p>
@@ -2102,7 +2102,7 @@
         <w:spacing w:after="160" w:line="276"/>
       </w:pPr>
       <w:r>
-        <w:t xml:space="preserve">Missouri's defense ranks 16th in Success Rate and 5th in Havoc with an 80.2 pass rush grade. Mississippi State's ranks 37th in Success Rate on an 87.2 run defense grade and an 82.3 coverage grade. A 58.5 total asks each of these offenses for 29 against the best defense either has seen.</w:t>
+        <w:t xml:space="preserve">Missouri's defense ranks 16th in Success Rate and 5th in Havoc on an 89.2 pass rush grade and an 85.8 coverage grade. Mississippi State's ranks 37th in Success Rate on an 89.6 coverage grade. A 58.5 total asks each of these offenses for 29 against the best defense either has seen.</w:t>
       </w:r>
     </w:p>
     <w:p>
@@ -2110,7 +2110,7 @@
         <w:spacing w:after="160" w:line="276"/>
       </w:pPr>
       <w:r>
-        <w:t xml:space="preserve">Mississippi State's tempo is the reason this is the least comfortable of the five: 24.3 seconds a snap, 10th nationally, and their games have gone 11.2 points over the posted total. Missouri's own weak spot is Explosiveness allowed, 134th, so one long play changes the arithmetic here faster than in the other four.</w:t>
+        <w:t xml:space="preserve">Mississippi State's tempo is the reason this is the least comfortable of the five: 24.3 seconds a snap, 10th nationally, and their games have gone 11.2 points over the posted total. Missouri's own weak spot is Explosiveness allowed, 134th, alongside a 54.4 tackling grade, so one long play changes the arithmetic here faster than in the other four.</w:t>
       </w:r>
     </w:p>
     <w:p>
@@ -2511,7 +2511,7 @@
                 <w:sz w:val="19"/>
                 <w:szCs w:val="19"/>
               </w:rPr>
-              <w:t xml:space="preserve">Rice 27.5 a game, Fresno State 21.0</w:t>
+              <w:t xml:space="preserve">Rice 27.7 a game, Fresno State 17.3</w:t>
             </w:r>
           </w:p>
         </w:tc>
@@ -2607,7 +2607,7 @@
                 <w:sz w:val="19"/>
                 <w:szCs w:val="19"/>
               </w:rPr>
-              <w:t xml:space="preserve">36.8 grade</w:t>
+              <w:t xml:space="preserve">32.0 grade, lowest in this document</w:t>
             </w:r>
           </w:p>
         </w:tc>
@@ -2631,7 +2631,7 @@
         <w:spacing w:after="160" w:line="276"/>
       </w:pPr>
       <w:r>
-        <w:t xml:space="preserve">What the two teams have allowed is the case: 27.5 a game for Rice and 21.0 for Fresno State, 48.5 combined against a total of 44.5. Rice's defense ranks 102nd in Success Rate and 116th in Finishing Drives; Fresno State's ranks 97th in Success Rate.</w:t>
+        <w:t xml:space="preserve">What the two teams have allowed is the case: 27.7 a game for Rice and 17.3 for Fresno State, 45.0 combined against a total of 44.5. Rice's defense ranks 102nd in Success Rate and 116th in Finishing Drives; Fresno State's ranks 97th in Success Rate.</w:t>
       </w:r>
     </w:p>
     <w:p>
@@ -2639,7 +2639,7 @@
         <w:spacing w:after="160" w:line="276"/>
       </w:pPr>
       <w:r>
-        <w:t xml:space="preserve">Neither offense is good enough to make this comfortable. Rice ranks 87th in Success Rate and 131st in Explosiveness with 31 points in two graded games; Fresno State ranks 129th in Success Rate and has a 36.8 pass block grade, though they rank 20th in Explosiveness, which is the one way this gets to 45 quickly.</w:t>
+        <w:t xml:space="preserve">Neither offense is good enough to make this comfortable. Rice ranks 87th in Success Rate and 131st in Explosiveness at 17.3 points a game; Fresno State ranks 129th in Success Rate and has a 32.0 pass block grade, the lowest number in this document, though they rank 20th in Explosiveness, which is the one way this gets to 45 quickly.</w:t>
       </w:r>
     </w:p>
     <w:p>

--- a/articles/Week4_Totals.docx
+++ b/articles/Week4_Totals.docx
@@ -23,7 +23,7 @@
           <w:sz w:val="21"/>
           <w:szCs w:val="21"/>
         </w:rPr>
-        <w:t xml:space="preserve">Week 4 · September 25-27, 2026</w:t>
+        <w:t xml:space="preserve">Week 4 · Saturday September 26, 2026</w:t>
       </w:r>
     </w:p>
     <w:p>
@@ -31,7 +31,7 @@
         <w:spacing w:after="160" w:line="276"/>
       </w:pPr>
       <w:r>
-        <w:t xml:space="preserve">Every figure here is checked against the underlying data: 39 PFF grade claims and 65 Five Factors rank claims were verified against team_pff_grades_2026.csv and the built board before this was written, and each player's role, carry or target share and 2026 production against the PFF season file.</w:t>
+        <w:t xml:space="preserve">Every figure here is checked against the underlying data before it is written: grade, rank and per-game scoring claims are re-derived from team_pff_grades_2026.csv and the built board, and each player's role, carry or target share and production from the 2026 PFF season files. Kickoffs verified: all picks are Saturday in Eastern time, including the two that read Sunday in UTC.</w:t>
       </w:r>
     </w:p>
     <w:p>
@@ -47,7 +47,7 @@
         <w:spacing w:after="160" w:line="276"/>
       </w:pPr>
       <w:r>
-        <w:t xml:space="preserve">These five are not the five largest gaps on the board, and the reason is a bias worth stating plainly.</w:t>
+        <w:t xml:space="preserve">Four totals rather than five, because a fifth is not supported this week. That is the finding, not a formatting choice.</w:t>
       </w:r>
     </w:p>
     <w:p>
@@ -55,7 +55,7 @@
         <w:spacing w:after="160" w:line="276"/>
       </w:pPr>
       <w:r>
-        <w:t xml:space="preserve">The predicted total is the sum of two team-total ratings. Those ratings are each team’s own scoring, regressed toward the slate mean by games played, but they are not adjusted for the opponent. The market is. On this slate the consequence is measurable: the correlation between a game’s average defensive Success Rate rank and the size of the model’s Over lean is -0.73. The model leans Over by 4.1 points in games with two top-45 defenses and Under by 3.1 in games with two bottom-45 defenses. That is not fifteen edges, it is one missing adjustment showing up fifteen times, and it is the same error that produced Over 45.5 in New Mexico at Oklahoma last week against a 6th-ranked defense, a game that landed on 20.</w:t>
+        <w:t xml:space="preserve">The predicted total sums two team-total ratings that are not adjusted for the opponent, while the market is. The consequence is measurable: across this slate the correlation between a game’s average defensive Success Rate rank and the size of the model’s Over lean is -0.73, and it was -0.13 in week 2 and -0.46 in week 3, so the bias is growing as offensive rates accumulate. The model leans Over by 4.1 points in games with two top-45 defenses and Under by 3.1 where both are bottom-45. That is one missing adjustment showing up many times, and it is what produced Over 45.5 into a 6th-ranked defense at New Mexico/Oklahoma for a game that landed on 20.</w:t>
       </w:r>
     </w:p>
     <w:p>
@@ -63,7 +63,7 @@
         <w:spacing w:after="160" w:line="276"/>
       </w:pPr>
       <w:r>
-        <w:t xml:space="preserve">The tilt is also growing as offensive rates accumulate on unadjusted team totals: the same correlation was -0.13 in week 2 and -0.46 in week 3. Each pick below is therefore quoted as a residual, the part of the model’s disagreement with the book that the defensive tilt does not explain. Iowa at Michigan is the largest raw gap on the board at 15.4 points and does not appear here; the residual is still the highest at +7.3, but both defenses rank inside the top 20 and Michigan has scored 30 points in two graded games, which is the profile the correction exists to catch rather than to rescue.</w:t>
+        <w:t xml:space="preserve">Each candidate is therefore put through four checks: the residual, which is the part of the model’s disagreement with the book that the defensive tilt does not explain; a points-based expectation blending each team’s own scoring with what the opponent allows; the two teams’ own over/under records; and tempo. Exactly one game on the 49-game board passes all four, and it leads this card. Three more pass three of four or carry the two strongest signals. Nothing else clears, so nothing else is here.</w:t>
       </w:r>
     </w:p>
     <w:p>
@@ -71,7 +71,7 @@
         <w:spacing w:after="160" w:line="276"/>
       </w:pPr>
       <w:r>
-        <w:t xml:space="preserve">Honest caveat on the method: residualising is diagnosed from the slate structure, where -0.73 across 49 games is not noise. It is not yet validated against results. Applied to the ten graded totals it moves the correlation with the closing margin from +0.17 to +0.21 and leaves direction at 5 of 10, which at that sample size says nothing either way.</w:t>
+        <w:t xml:space="preserve">Iowa at Michigan is the largest raw gap on the slate at 15.4 points and is not on this card. Its residual is the highest at +7.3, but the points-based check puts the game at 40.8 against a book total of 38.5, both defenses rank inside the top 20, and Michigan is scoring 27.3 a game. That is the profile the correction exists to catch rather than to rescue.</w:t>
       </w:r>
     </w:p>
     <w:p>
@@ -79,7 +79,15 @@
         <w:spacing w:after="160" w:line="276"/>
       </w:pPr>
       <w:r>
-        <w:t xml:space="preserve">Ratings and the Five Factors come from the 2026 workbook (SP+, TAN, team totals, and the CFBData26 season-to-date ranks, out of 138 teams). Player lines are 2026 PFF season to date. Records, ATS and over/under are TeamRankings, 2026 to date, refreshed this week for all three pages. The PFF team grade file is two graded games deep while the records are three or four, so points for and against are labelled as two-game figures wherever they appear.</w:t>
+        <w:t xml:space="preserve">Honest caveat on the method: the residual is diagnosed from the slate structure, where -0.73 across 49 games is not noise, but it is not validated against results. On the ten graded totals it moves the correlation with the closing margin from +0.17 to +0.21 and leaves direction at 5 of 10, which at that sample says nothing either way. The other three checks are ordinary football arithmetic and are there precisely because the residual alone is unproven.</w:t>
+      </w:r>
+    </w:p>
+    <w:p>
+      <w:pPr>
+        <w:spacing w:after="160" w:line="276"/>
+      </w:pPr>
+      <w:r>
+        <w:t xml:space="preserve">Ratings and the Five Factors come from the 2026 workbook (SP+, TAN, team totals, and the CFBData26 season-to-date ranks, out of 138 teams). Player lines are 2026 PFF season to date. Records, ATS and over/under are TeamRankings, 2026 to date. The PFF team grade file was refreshed this week and now covers the same three games as the records, so points for and against are quoted per game.</w:t>
       </w:r>
     </w:p>
     <w:p>
@@ -96,7 +104,7 @@
         <w:spacing w:after="40"/>
       </w:pPr>
       <w:r>
-        <w:t xml:space="preserve">Under 56.5</w:t>
+        <w:t xml:space="preserve">Over 57.0</w:t>
       </w:r>
     </w:p>
     <w:p>
@@ -109,7 +117,7 @@
           <w:sz w:val="21"/>
           <w:szCs w:val="21"/>
         </w:rPr>
-        <w:t xml:space="preserve">Houston Cougars @ Georgia Southern Eagles</w:t>
+        <w:t xml:space="preserve">Wake Forest Demon Deacons @ Louisville Cardinals</w:t>
       </w:r>
     </w:p>
     <w:tbl>
@@ -171,7 +179,7 @@
                 <w:sz w:val="19"/>
                 <w:szCs w:val="19"/>
               </w:rPr>
-              <w:t xml:space="preserve">56.5</w:t>
+              <w:t xml:space="preserve">57.0</w:t>
             </w:r>
           </w:p>
         </w:tc>
@@ -219,7 +227,7 @@
                 <w:sz w:val="19"/>
                 <w:szCs w:val="19"/>
               </w:rPr>
-              <w:t xml:space="preserve">56.8</w:t>
+              <w:t xml:space="preserve">58.5</w:t>
             </w:r>
           </w:p>
         </w:tc>
@@ -267,7 +275,7 @@
                 <w:sz w:val="19"/>
                 <w:szCs w:val="19"/>
               </w:rPr>
-              <w:t xml:space="preserve">-6.0 pts to the Under once the defensive tilt is removed</w:t>
+              <w:t xml:space="preserve">+2.3 to the Over once the defensive tilt is removed</w:t>
             </w:r>
           </w:p>
         </w:tc>
@@ -292,7 +300,7 @@
                 <w:sz w:val="19"/>
                 <w:szCs w:val="19"/>
               </w:rPr>
-              <w:t xml:space="preserve">Game spread</w:t>
+              <w:t xml:space="preserve">Points allowed</w:t>
             </w:r>
           </w:p>
         </w:tc>
@@ -315,55 +323,55 @@
                 <w:sz w:val="19"/>
                 <w:szCs w:val="19"/>
               </w:rPr>
-              <w:t xml:space="preserve">Houston -17.5</w:t>
-            </w:r>
-          </w:p>
-        </w:tc>
-      </w:tr>
-      <w:tr>
-        <w:tc>
-          <w:tcPr>
-            <w:tcW w:type="dxa" w:w="3830"/>
-            <w:shd w:fill="FFFFFF" w:val="clear"/>
-            <w:tcMar>
-              <w:top w:type="dxa" w:w="60"/>
-              <w:left w:type="dxa" w:w="120"/>
-              <w:bottom w:type="dxa" w:w="60"/>
-              <w:right w:type="dxa" w:w="120"/>
-            </w:tcMar>
-          </w:tcPr>
-          <w:p>
-            <w:r>
-              <w:rPr>
-                <w:b w:val="false"/>
-                <w:bCs w:val="false"/>
-                <w:sz w:val="19"/>
-                <w:szCs w:val="19"/>
-              </w:rPr>
-              <w:t xml:space="preserve">Georgia Southern defense</w:t>
-            </w:r>
-          </w:p>
-        </w:tc>
-        <w:tc>
-          <w:tcPr>
-            <w:tcW w:type="dxa" w:w="6250"/>
-            <w:shd w:fill="FFFFFF" w:val="clear"/>
-            <w:tcMar>
-              <w:top w:type="dxa" w:w="60"/>
-              <w:left w:type="dxa" w:w="120"/>
-              <w:bottom w:type="dxa" w:w="60"/>
-              <w:right w:type="dxa" w:w="120"/>
-            </w:tcMar>
-          </w:tcPr>
-          <w:p>
-            <w:r>
-              <w:rPr>
-                <w:b/>
-                <w:bCs/>
-                <w:sz w:val="19"/>
-                <w:szCs w:val="19"/>
-              </w:rPr>
-              <w:t xml:space="preserve">10th Success Rate, tied 7th Havoc</w:t>
+              <w:t xml:space="preserve">Wake Forest 28.3 a game, Louisville 28.3</w:t>
+            </w:r>
+          </w:p>
+        </w:tc>
+      </w:tr>
+      <w:tr>
+        <w:tc>
+          <w:tcPr>
+            <w:tcW w:type="dxa" w:w="3830"/>
+            <w:shd w:fill="FFFFFF" w:val="clear"/>
+            <w:tcMar>
+              <w:top w:type="dxa" w:w="60"/>
+              <w:left w:type="dxa" w:w="120"/>
+              <w:bottom w:type="dxa" w:w="60"/>
+              <w:right w:type="dxa" w:w="120"/>
+            </w:tcMar>
+          </w:tcPr>
+          <w:p>
+            <w:r>
+              <w:rPr>
+                <w:b w:val="false"/>
+                <w:bCs w:val="false"/>
+                <w:sz w:val="19"/>
+                <w:szCs w:val="19"/>
+              </w:rPr>
+              <w:t xml:space="preserve">Wake Forest defense</w:t>
+            </w:r>
+          </w:p>
+        </w:tc>
+        <w:tc>
+          <w:tcPr>
+            <w:tcW w:type="dxa" w:w="6250"/>
+            <w:shd w:fill="FFFFFF" w:val="clear"/>
+            <w:tcMar>
+              <w:top w:type="dxa" w:w="60"/>
+              <w:left w:type="dxa" w:w="120"/>
+              <w:bottom w:type="dxa" w:w="60"/>
+              <w:right w:type="dxa" w:w="120"/>
+            </w:tcMar>
+          </w:tcPr>
+          <w:p>
+            <w:r>
+              <w:rPr>
+                <w:b/>
+                <w:bCs/>
+                <w:sz w:val="19"/>
+                <w:szCs w:val="19"/>
+              </w:rPr>
+              <w:t xml:space="preserve">128th Success Rate, 130th Havoc, 47.6 tackling</w:t>
             </w:r>
           </w:p>
         </w:tc>
@@ -388,7 +396,7 @@
                 <w:sz w:val="19"/>
                 <w:szCs w:val="19"/>
               </w:rPr>
-              <w:t xml:space="preserve">Georgia Southern offense</w:t>
+              <w:t xml:space="preserve">Over records</w:t>
             </w:r>
           </w:p>
         </w:tc>
@@ -411,55 +419,55 @@
                 <w:sz w:val="19"/>
                 <w:szCs w:val="19"/>
               </w:rPr>
-              <w:t xml:space="preserve">111th Success Rate, 116th Explosiveness, 48.6 passing grade</w:t>
-            </w:r>
-          </w:p>
-        </w:tc>
-      </w:tr>
-      <w:tr>
-        <w:tc>
-          <w:tcPr>
-            <w:tcW w:type="dxa" w:w="3830"/>
-            <w:shd w:fill="FFFFFF" w:val="clear"/>
-            <w:tcMar>
-              <w:top w:type="dxa" w:w="60"/>
-              <w:left w:type="dxa" w:w="120"/>
-              <w:bottom w:type="dxa" w:w="60"/>
-              <w:right w:type="dxa" w:w="120"/>
-            </w:tcMar>
-          </w:tcPr>
-          <w:p>
-            <w:r>
-              <w:rPr>
-                <w:b w:val="false"/>
-                <w:bCs w:val="false"/>
-                <w:sz w:val="19"/>
-                <w:szCs w:val="19"/>
-              </w:rPr>
-              <w:t xml:space="preserve">Georgia Southern totals</w:t>
-            </w:r>
-          </w:p>
-        </w:tc>
-        <w:tc>
-          <w:tcPr>
-            <w:tcW w:type="dxa" w:w="6250"/>
-            <w:shd w:fill="FFFFFF" w:val="clear"/>
-            <w:tcMar>
-              <w:top w:type="dxa" w:w="60"/>
-              <w:left w:type="dxa" w:w="120"/>
-              <w:bottom w:type="dxa" w:w="60"/>
-              <w:right w:type="dxa" w:w="120"/>
-            </w:tcMar>
-          </w:tcPr>
-          <w:p>
-            <w:r>
-              <w:rPr>
-                <w:b/>
-                <w:bCs/>
-                <w:sz w:val="19"/>
-                <w:szCs w:val="19"/>
-              </w:rPr>
-              <w:t xml:space="preserve">1-2 to the Over, games landing 13.2 under</w:t>
+              <w:t xml:space="preserve">Wake Forest 2-1 (+7.8), Louisville 3-0 (+18.2)</w:t>
+            </w:r>
+          </w:p>
+        </w:tc>
+      </w:tr>
+      <w:tr>
+        <w:tc>
+          <w:tcPr>
+            <w:tcW w:type="dxa" w:w="3830"/>
+            <w:shd w:fill="FFFFFF" w:val="clear"/>
+            <w:tcMar>
+              <w:top w:type="dxa" w:w="60"/>
+              <w:left w:type="dxa" w:w="120"/>
+              <w:bottom w:type="dxa" w:w="60"/>
+              <w:right w:type="dxa" w:w="120"/>
+            </w:tcMar>
+          </w:tcPr>
+          <w:p>
+            <w:r>
+              <w:rPr>
+                <w:b w:val="false"/>
+                <w:bCs w:val="false"/>
+                <w:sz w:val="19"/>
+                <w:szCs w:val="19"/>
+              </w:rPr>
+              <w:t xml:space="preserve">Tempo</w:t>
+            </w:r>
+          </w:p>
+        </w:tc>
+        <w:tc>
+          <w:tcPr>
+            <w:tcW w:type="dxa" w:w="6250"/>
+            <w:shd w:fill="FFFFFF" w:val="clear"/>
+            <w:tcMar>
+              <w:top w:type="dxa" w:w="60"/>
+              <w:left w:type="dxa" w:w="120"/>
+              <w:bottom w:type="dxa" w:w="60"/>
+              <w:right w:type="dxa" w:w="120"/>
+            </w:tcMar>
+          </w:tcPr>
+          <w:p>
+            <w:r>
+              <w:rPr>
+                <w:b/>
+                <w:bCs/>
+                <w:sz w:val="19"/>
+                <w:szCs w:val="19"/>
+              </w:rPr>
+              <w:t xml:space="preserve">Wake Forest 31st, Louisville 65th</w:t>
             </w:r>
           </w:p>
         </w:tc>
@@ -475,7 +483,7 @@
         <w:spacing w:after="160" w:line="276"/>
       </w:pPr>
       <w:r>
-        <w:t xml:space="preserve">Book has 56.5. The team-total sum says 56.8, so raw the model has no opinion. The reason this is a play is what that flat number means in context: across the 49 rated games on this slate the model leans Over by 2.7 on average, and it leans hardest exactly where the defenses are best. For two defenses of this quality the fit expects a 6-point Over lean, and the model is not giving one.</w:t>
+        <w:t xml:space="preserve">Book has 57.0, the model 58.5. This is the only game on the slate where all four checks point the same way: the residual, the two teams' own scoring and points allowed, their over/under records, and tempo.</w:t>
       </w:r>
     </w:p>
     <w:p>
@@ -483,7 +491,7 @@
         <w:spacing w:after="160" w:line="276"/>
       </w:pPr>
       <w:r>
-        <w:t xml:space="preserve">Georgia Southern's defense ranks 10th in Success Rate and tied 7th in Havoc, and their games have landed 13.2 points under the posted total. The offense is the other half: 111th in Success Rate, 116th in Explosiveness, tied 118th in Finishing Drives, 129th in Field Position, on a 48.6 passing grade. They are scoring 21.7 a game.</w:t>
+        <w:t xml:space="preserve">Both teams are allowing 28.3 points a game, 56.6 combined against a total of 57.0, before either offense is counted. Wake Forest's defense ranks 128th in Success Rate and 130th in Havoc on a 47.6 tackling grade; they generate almost nothing and miss tackles when they arrive.</w:t>
       </w:r>
     </w:p>
     <w:p>
@@ -491,7 +499,7 @@
         <w:spacing w:after="160" w:line="276"/>
       </w:pPr>
       <w:r>
-        <w:t xml:space="preserve">Houston is the better team by a distance, 2-1 with a +27.3 margin at 45.3 points a game, and their own games are 3-0 to the Over. The shape of their offense is what matters for a total: 4th in Success Rate but 107th in Explosiveness, on an 86.0 run grade against a 70.6 passing grade. That is a unit that moves the chains and burns clock, not one that scores in two plays.</w:t>
+        <w:t xml:space="preserve">Louisville is the reason the number gets there. They score 46.0 a game on an offense ranked 12th in Success Rate, 24th in Explosiveness and 15th in Finishing Drives, with an 88.2 run grade. Their games are 3-0 to the Over and have landed 18.2 points above the posted number, the largest over-margin on this card.</w:t>
       </w:r>
     </w:p>
     <w:p>
@@ -499,7 +507,7 @@
         <w:spacing w:after="160" w:line="276"/>
       </w:pPr>
       <w:r>
-        <w:t xml:space="preserve">A 17.5-point spread also caps the second half. The favorite that is grinding by construction has less reason to keep throwing, and the underdog that cannot generate explosive plays has no fast way back. Georgia Southern's tackling grade of 55.5 is the risk: it is the one number that lets Houston turn a methodical drive into a short one.</w:t>
+        <w:t xml:space="preserve">Wake Forest is not a passenger either at 32.0 a game with an offense ranked 35th in Explosiveness. Louisville's defense ranks 73rd in Success Rate and 103rd in Finishing Drives, so the game does not have a side that shortens it. Both teams play in the top half of tempo, 31st and 65th.</w:t>
       </w:r>
     </w:p>
     <w:p>
@@ -569,7 +577,7 @@
       <w:r>
         <w:drawing>
           <wp:inline distT="0" distB="0" distL="0" distR="0">
-            <wp:extent cx="6400800" cy="6848475"/>
+            <wp:extent cx="6400800" cy="6953250"/>
             <wp:effectExtent t="0" r="0" b="0" l="0"/>
             <wp:docPr id="1" name="" descr="" title=""/>
             <wp:cNvGraphicFramePr>
@@ -594,7 +602,7 @@
                   <pic:spPr bwMode="auto">
                     <a:xfrm>
                       <a:off x="0" y="0"/>
-                      <a:ext cx="6400800" cy="6848475"/>
+                      <a:ext cx="6400800" cy="6953250"/>
                     </a:xfrm>
                     <a:prstGeom prst="rect">
                       <a:avLst/>
@@ -633,7 +641,7 @@
         <w:spacing w:after="40"/>
       </w:pPr>
       <w:r>
-        <w:t xml:space="preserve">Over 43.5</w:t>
+        <w:t xml:space="preserve">Under 56.5</w:t>
       </w:r>
     </w:p>
     <w:p>
@@ -646,7 +654,7 @@
           <w:sz w:val="21"/>
           <w:szCs w:val="21"/>
         </w:rPr>
-        <w:t xml:space="preserve">Hawai'i Rainbow Warriors @ Wyoming Cowboys</w:t>
+        <w:t xml:space="preserve">Houston Cougars @ Georgia Southern Eagles</w:t>
       </w:r>
     </w:p>
     <w:tbl>
@@ -708,7 +716,7 @@
                 <w:sz w:val="19"/>
                 <w:szCs w:val="19"/>
               </w:rPr>
-              <w:t xml:space="preserve">43.5</w:t>
+              <w:t xml:space="preserve">56.5</w:t>
             </w:r>
           </w:p>
         </w:tc>
@@ -756,7 +764,7 @@
                 <w:sz w:val="19"/>
                 <w:szCs w:val="19"/>
               </w:rPr>
-              <w:t xml:space="preserve">48.8</w:t>
+              <w:t xml:space="preserve">56.8</w:t>
             </w:r>
           </w:p>
         </w:tc>
@@ -804,7 +812,7 @@
                 <w:sz w:val="19"/>
                 <w:szCs w:val="19"/>
               </w:rPr>
-              <w:t xml:space="preserve">+7.1 pts to the Over once the defensive tilt is removed</w:t>
+              <w:t xml:space="preserve">-6.0 to the Under once the defensive tilt is removed</w:t>
             </w:r>
           </w:p>
         </w:tc>
@@ -829,7 +837,7 @@
                 <w:sz w:val="19"/>
                 <w:szCs w:val="19"/>
               </w:rPr>
-              <w:t xml:space="preserve">Hawai'i games</w:t>
+              <w:t xml:space="preserve">Game spread</w:t>
             </w:r>
           </w:p>
         </w:tc>
@@ -852,55 +860,55 @@
                 <w:sz w:val="19"/>
                 <w:szCs w:val="19"/>
               </w:rPr>
-              <w:t xml:space="preserve">94 points for, 94 against in three games, 62.7 a game combined</w:t>
-            </w:r>
-          </w:p>
-        </w:tc>
-      </w:tr>
-      <w:tr>
-        <w:tc>
-          <w:tcPr>
-            <w:tcW w:type="dxa" w:w="3830"/>
-            <w:shd w:fill="FFFFFF" w:val="clear"/>
-            <w:tcMar>
-              <w:top w:type="dxa" w:w="60"/>
-              <w:left w:type="dxa" w:w="120"/>
-              <w:bottom w:type="dxa" w:w="60"/>
-              <w:right w:type="dxa" w:w="120"/>
-            </w:tcMar>
-          </w:tcPr>
-          <w:p>
-            <w:r>
-              <w:rPr>
-                <w:b w:val="false"/>
-                <w:bCs w:val="false"/>
-                <w:sz w:val="19"/>
-                <w:szCs w:val="19"/>
-              </w:rPr>
-              <w:t xml:space="preserve">Wyoming defense</w:t>
-            </w:r>
-          </w:p>
-        </w:tc>
-        <w:tc>
-          <w:tcPr>
-            <w:tcW w:type="dxa" w:w="6250"/>
-            <w:shd w:fill="FFFFFF" w:val="clear"/>
-            <w:tcMar>
-              <w:top w:type="dxa" w:w="60"/>
-              <w:left w:type="dxa" w:w="120"/>
-              <w:bottom w:type="dxa" w:w="60"/>
-              <w:right w:type="dxa" w:w="120"/>
-            </w:tcMar>
-          </w:tcPr>
-          <w:p>
-            <w:r>
-              <w:rPr>
-                <w:b/>
-                <w:bCs/>
-                <w:sz w:val="19"/>
-                <w:szCs w:val="19"/>
-              </w:rPr>
-              <w:t xml:space="preserve">117th Success Rate, 126th Havoc, 60.8 coverage</w:t>
+              <w:t xml:space="preserve">Houston -17.5</w:t>
+            </w:r>
+          </w:p>
+        </w:tc>
+      </w:tr>
+      <w:tr>
+        <w:tc>
+          <w:tcPr>
+            <w:tcW w:type="dxa" w:w="3830"/>
+            <w:shd w:fill="FFFFFF" w:val="clear"/>
+            <w:tcMar>
+              <w:top w:type="dxa" w:w="60"/>
+              <w:left w:type="dxa" w:w="120"/>
+              <w:bottom w:type="dxa" w:w="60"/>
+              <w:right w:type="dxa" w:w="120"/>
+            </w:tcMar>
+          </w:tcPr>
+          <w:p>
+            <w:r>
+              <w:rPr>
+                <w:b w:val="false"/>
+                <w:bCs w:val="false"/>
+                <w:sz w:val="19"/>
+                <w:szCs w:val="19"/>
+              </w:rPr>
+              <w:t xml:space="preserve">Georgia Southern defense</w:t>
+            </w:r>
+          </w:p>
+        </w:tc>
+        <w:tc>
+          <w:tcPr>
+            <w:tcW w:type="dxa" w:w="6250"/>
+            <w:shd w:fill="FFFFFF" w:val="clear"/>
+            <w:tcMar>
+              <w:top w:type="dxa" w:w="60"/>
+              <w:left w:type="dxa" w:w="120"/>
+              <w:bottom w:type="dxa" w:w="60"/>
+              <w:right w:type="dxa" w:w="120"/>
+            </w:tcMar>
+          </w:tcPr>
+          <w:p>
+            <w:r>
+              <w:rPr>
+                <w:b/>
+                <w:bCs/>
+                <w:sz w:val="19"/>
+                <w:szCs w:val="19"/>
+              </w:rPr>
+              <w:t xml:space="preserve">10th Success Rate, tied 7th Havoc</w:t>
             </w:r>
           </w:p>
         </w:tc>
@@ -925,7 +933,7 @@
                 <w:sz w:val="19"/>
                 <w:szCs w:val="19"/>
               </w:rPr>
-              <w:t xml:space="preserve">Tempo</w:t>
+              <w:t xml:space="preserve">Georgia Southern offense</w:t>
             </w:r>
           </w:p>
         </w:tc>
@@ -948,55 +956,55 @@
                 <w:sz w:val="19"/>
                 <w:szCs w:val="19"/>
               </w:rPr>
-              <w:t xml:space="preserve">Hawai'i 26th at 25.1 seconds a snap, Wyoming 105th</w:t>
-            </w:r>
-          </w:p>
-        </w:tc>
-      </w:tr>
-      <w:tr>
-        <w:tc>
-          <w:tcPr>
-            <w:tcW w:type="dxa" w:w="3830"/>
-            <w:shd w:fill="FFFFFF" w:val="clear"/>
-            <w:tcMar>
-              <w:top w:type="dxa" w:w="60"/>
-              <w:left w:type="dxa" w:w="120"/>
-              <w:bottom w:type="dxa" w:w="60"/>
-              <w:right w:type="dxa" w:w="120"/>
-            </w:tcMar>
-          </w:tcPr>
-          <w:p>
-            <w:r>
-              <w:rPr>
-                <w:b w:val="false"/>
-                <w:bCs w:val="false"/>
-                <w:sz w:val="19"/>
-                <w:szCs w:val="19"/>
-              </w:rPr>
-              <w:t xml:space="preserve">Both defenses</w:t>
-            </w:r>
-          </w:p>
-        </w:tc>
-        <w:tc>
-          <w:tcPr>
-            <w:tcW w:type="dxa" w:w="6250"/>
-            <w:shd w:fill="FFFFFF" w:val="clear"/>
-            <w:tcMar>
-              <w:top w:type="dxa" w:w="60"/>
-              <w:left w:type="dxa" w:w="120"/>
-              <w:bottom w:type="dxa" w:w="60"/>
-              <w:right w:type="dxa" w:w="120"/>
-            </w:tcMar>
-          </w:tcPr>
-          <w:p>
-            <w:r>
-              <w:rPr>
-                <w:b/>
-                <w:bCs/>
-                <w:sz w:val="19"/>
-                <w:szCs w:val="19"/>
-              </w:rPr>
-              <w:t xml:space="preserve">Hawai'i 105th Success Rate, Wyoming 117th</w:t>
+              <w:t xml:space="preserve">111th Success Rate, 116th Explosiveness, 21.7 points a game</w:t>
+            </w:r>
+          </w:p>
+        </w:tc>
+      </w:tr>
+      <w:tr>
+        <w:tc>
+          <w:tcPr>
+            <w:tcW w:type="dxa" w:w="3830"/>
+            <w:shd w:fill="FFFFFF" w:val="clear"/>
+            <w:tcMar>
+              <w:top w:type="dxa" w:w="60"/>
+              <w:left w:type="dxa" w:w="120"/>
+              <w:bottom w:type="dxa" w:w="60"/>
+              <w:right w:type="dxa" w:w="120"/>
+            </w:tcMar>
+          </w:tcPr>
+          <w:p>
+            <w:r>
+              <w:rPr>
+                <w:b w:val="false"/>
+                <w:bCs w:val="false"/>
+                <w:sz w:val="19"/>
+                <w:szCs w:val="19"/>
+              </w:rPr>
+              <w:t xml:space="preserve">Georgia Southern totals</w:t>
+            </w:r>
+          </w:p>
+        </w:tc>
+        <w:tc>
+          <w:tcPr>
+            <w:tcW w:type="dxa" w:w="6250"/>
+            <w:shd w:fill="FFFFFF" w:val="clear"/>
+            <w:tcMar>
+              <w:top w:type="dxa" w:w="60"/>
+              <w:left w:type="dxa" w:w="120"/>
+              <w:bottom w:type="dxa" w:w="60"/>
+              <w:right w:type="dxa" w:w="120"/>
+            </w:tcMar>
+          </w:tcPr>
+          <w:p>
+            <w:r>
+              <w:rPr>
+                <w:b/>
+                <w:bCs/>
+                <w:sz w:val="19"/>
+                <w:szCs w:val="19"/>
+              </w:rPr>
+              <w:t xml:space="preserve">1-2 to the Over, games landing 13.2 under</w:t>
             </w:r>
           </w:p>
         </w:tc>
@@ -1012,7 +1020,7 @@
         <w:spacing w:after="160" w:line="276"/>
       </w:pPr>
       <w:r>
-        <w:t xml:space="preserve">Book has 43.5, the model 48.8. That 5.3 is a bigger number than it looks: with two defenses this bad the slate fit expects the model to lean Under by about 1.8, and it is leaning Over instead. The residual is +7.1, the largest Over on the board.</w:t>
+        <w:t xml:space="preserve">Book has 56.5. The team-total sum says 56.8, so raw the model has no opinion. The reason this is a play is what that flat number means in context: across the 49 rated games on this slate the model leans Over by 2.7 on average, and it leans hardest exactly where the defenses are best. For two defenses of this quality the fit expects a 6-point Over lean, and the model is not giving one. A simple points-based check agrees, putting the game at 51.3.</w:t>
       </w:r>
     </w:p>
     <w:p>
@@ -1020,7 +1028,7 @@
         <w:spacing w:after="160" w:line="276"/>
       </w:pPr>
       <w:r>
-        <w:t xml:space="preserve">Hawai'i's three games have produced 94 points for and 94 against, 62.7 a game combined, against a total of 43.5. They snap it every 25.1 seconds, 26th nationally, against a Wyoming offense that plays 105th. The tempo mismatch is worth possessions in a game priced this low.</w:t>
+        <w:t xml:space="preserve">Georgia Southern's defense ranks 10th in Success Rate and tied 7th in Havoc, and their games have landed 13.2 points under the posted total. The offense is the other half: 111th in Success Rate, 116th in Explosiveness, tied 118th in Finishing Drives, 129th in Field Position, on a 48.6 passing grade. They are scoring 21.7 a game.</w:t>
       </w:r>
     </w:p>
     <w:p>
@@ -1028,7 +1036,7 @@
         <w:spacing w:after="160" w:line="276"/>
       </w:pPr>
       <w:r>
-        <w:t xml:space="preserve">Wyoming's defense ranks 117th in Success Rate and 126th in Havoc with a 60.8 coverage grade. Hawai'i's ranks 105th in Success Rate on a 53.2 tackling grade and a 56.6 run defense grade, the worst run defense number in this document. Neither side has a unit that stops a drive on merit.</w:t>
+        <w:t xml:space="preserve">Houston is the better team by a distance, 2-1 with a +27.3 margin at 45.3 points a game, and their own games are 3-0 to the Over. The shape of their offense is what matters for a total: 4th in Success Rate but 107th in Explosiveness, on an 86.0 run grade against a 70.6 passing grade. That is a unit that moves the chains and burns clock, not one that scores in two plays.</w:t>
       </w:r>
     </w:p>
     <w:p>
@@ -1036,7 +1044,7 @@
         <w:spacing w:after="160" w:line="276"/>
       </w:pPr>
       <w:r>
-        <w:t xml:space="preserve">The argument against is Wyoming's offense: 91st in Success Rate, 130th in Explosiveness, 129th in Finishing Drives, a 55.4 passing grade, and 14.7 points a game. If this lands under it will be because Wyoming contributes 13 and the game never gets going, which is exactly what their 0-3 ATS record and minus 16.8 cover margin describe.</w:t>
+        <w:t xml:space="preserve">A 17.5-point spread also caps the second half. Georgia Southern's tackling grade of 55.5 is the risk: it is the one number that lets Houston turn a methodical drive into a short one.</w:t>
       </w:r>
     </w:p>
     <w:p>
@@ -1106,7 +1114,7 @@
       <w:r>
         <w:drawing>
           <wp:inline distT="0" distB="0" distL="0" distR="0">
-            <wp:extent cx="6400800" cy="6953250"/>
+            <wp:extent cx="6400800" cy="6848475"/>
             <wp:effectExtent t="0" r="0" b="0" l="0"/>
             <wp:docPr id="1" name="" descr="" title=""/>
             <wp:cNvGraphicFramePr>
@@ -1131,7 +1139,7 @@
                   <pic:spPr bwMode="auto">
                     <a:xfrm>
                       <a:off x="0" y="0"/>
-                      <a:ext cx="6400800" cy="6953250"/>
+                      <a:ext cx="6400800" cy="6848475"/>
                     </a:xfrm>
                     <a:prstGeom prst="rect">
                       <a:avLst/>
@@ -1170,7 +1178,7 @@
         <w:spacing w:after="40"/>
       </w:pPr>
       <w:r>
-        <w:t xml:space="preserve">Under 56.5</w:t>
+        <w:t xml:space="preserve">Under 52.5</w:t>
       </w:r>
     </w:p>
     <w:p>
@@ -1183,7 +1191,7 @@
           <w:sz w:val="21"/>
           <w:szCs w:val="21"/>
         </w:rPr>
-        <w:t xml:space="preserve">Northern Illinois Huskies @ Georgia State Panthers</w:t>
+        <w:t xml:space="preserve">UNLV Rebels @ Akron Zips</w:t>
       </w:r>
     </w:p>
     <w:tbl>
@@ -1245,7 +1253,7 @@
                 <w:sz w:val="19"/>
                 <w:szCs w:val="19"/>
               </w:rPr>
-              <w:t xml:space="preserve">56.5</w:t>
+              <w:t xml:space="preserve">52.5</w:t>
             </w:r>
           </w:p>
         </w:tc>
@@ -1293,7 +1301,7 @@
                 <w:sz w:val="19"/>
                 <w:szCs w:val="19"/>
               </w:rPr>
-              <w:t xml:space="preserve">51.3</w:t>
+              <w:t xml:space="preserve">51.2</w:t>
             </w:r>
           </w:p>
         </w:tc>
@@ -1341,7 +1349,7 @@
                 <w:sz w:val="19"/>
                 <w:szCs w:val="19"/>
               </w:rPr>
-              <w:t xml:space="preserve">-5.7 pts to the Under</w:t>
+              <w:t xml:space="preserve">-2.1 to the Under</w:t>
             </w:r>
           </w:p>
         </w:tc>
@@ -1366,7 +1374,7 @@
                 <w:sz w:val="19"/>
                 <w:szCs w:val="19"/>
               </w:rPr>
-              <w:t xml:space="preserve">Game spread</w:t>
+              <w:t xml:space="preserve">Combined scoring</w:t>
             </w:r>
           </w:p>
         </w:tc>
@@ -1389,55 +1397,55 @@
                 <w:sz w:val="19"/>
                 <w:szCs w:val="19"/>
               </w:rPr>
-              <w:t xml:space="preserve">Georgia State -10.5</w:t>
-            </w:r>
-          </w:p>
-        </w:tc>
-      </w:tr>
-      <w:tr>
-        <w:tc>
-          <w:tcPr>
-            <w:tcW w:type="dxa" w:w="3830"/>
-            <w:shd w:fill="FFFFFF" w:val="clear"/>
-            <w:tcMar>
-              <w:top w:type="dxa" w:w="60"/>
-              <w:left w:type="dxa" w:w="120"/>
-              <w:bottom w:type="dxa" w:w="60"/>
-              <w:right w:type="dxa" w:w="120"/>
-            </w:tcMar>
-          </w:tcPr>
-          <w:p>
-            <w:r>
-              <w:rPr>
-                <w:b w:val="false"/>
-                <w:bCs w:val="false"/>
-                <w:sz w:val="19"/>
-                <w:szCs w:val="19"/>
-              </w:rPr>
-              <w:t xml:space="preserve">Northern Illinois offense</w:t>
-            </w:r>
-          </w:p>
-        </w:tc>
-        <w:tc>
-          <w:tcPr>
-            <w:tcW w:type="dxa" w:w="6250"/>
-            <w:shd w:fill="FFFFFF" w:val="clear"/>
-            <w:tcMar>
-              <w:top w:type="dxa" w:w="60"/>
-              <w:left w:type="dxa" w:w="120"/>
-              <w:bottom w:type="dxa" w:w="60"/>
-              <w:right w:type="dxa" w:w="120"/>
-            </w:tcMar>
-          </w:tcPr>
-          <w:p>
-            <w:r>
-              <w:rPr>
-                <w:b/>
-                <w:bCs/>
-                <w:sz w:val="19"/>
-                <w:szCs w:val="19"/>
-              </w:rPr>
-              <w:t xml:space="preserve">128th Success Rate, 137th Finishing Drives</w:t>
+              <w:t xml:space="preserve">38.7 a game between them against a 52.5 total</w:t>
+            </w:r>
+          </w:p>
+        </w:tc>
+      </w:tr>
+      <w:tr>
+        <w:tc>
+          <w:tcPr>
+            <w:tcW w:type="dxa" w:w="3830"/>
+            <w:shd w:fill="FFFFFF" w:val="clear"/>
+            <w:tcMar>
+              <w:top w:type="dxa" w:w="60"/>
+              <w:left w:type="dxa" w:w="120"/>
+              <w:bottom w:type="dxa" w:w="60"/>
+              <w:right w:type="dxa" w:w="120"/>
+            </w:tcMar>
+          </w:tcPr>
+          <w:p>
+            <w:r>
+              <w:rPr>
+                <w:b w:val="false"/>
+                <w:bCs w:val="false"/>
+                <w:sz w:val="19"/>
+                <w:szCs w:val="19"/>
+              </w:rPr>
+              <w:t xml:space="preserve">UNLV offense</w:t>
+            </w:r>
+          </w:p>
+        </w:tc>
+        <w:tc>
+          <w:tcPr>
+            <w:tcW w:type="dxa" w:w="6250"/>
+            <w:shd w:fill="FFFFFF" w:val="clear"/>
+            <w:tcMar>
+              <w:top w:type="dxa" w:w="60"/>
+              <w:left w:type="dxa" w:w="120"/>
+              <w:bottom w:type="dxa" w:w="60"/>
+              <w:right w:type="dxa" w:w="120"/>
+            </w:tcMar>
+          </w:tcPr>
+          <w:p>
+            <w:r>
+              <w:rPr>
+                <w:b/>
+                <w:bCs/>
+                <w:sz w:val="19"/>
+                <w:szCs w:val="19"/>
+              </w:rPr>
+              <w:t xml:space="preserve">126th Success Rate, 126th Finishing Drives, 16.0 points a game</w:t>
             </w:r>
           </w:p>
         </w:tc>
@@ -1462,7 +1470,7 @@
                 <w:sz w:val="19"/>
                 <w:szCs w:val="19"/>
               </w:rPr>
-              <w:t xml:space="preserve">Northern Illinois 2026</w:t>
+              <w:t xml:space="preserve">Akron offense</w:t>
             </w:r>
           </w:p>
         </w:tc>
@@ -1485,55 +1493,55 @@
                 <w:sz w:val="19"/>
                 <w:szCs w:val="19"/>
               </w:rPr>
-              <w:t xml:space="preserve">0-3, 13.7 points a game, 41 in three</w:t>
-            </w:r>
-          </w:p>
-        </w:tc>
-      </w:tr>
-      <w:tr>
-        <w:tc>
-          <w:tcPr>
-            <w:tcW w:type="dxa" w:w="3830"/>
-            <w:shd w:fill="FFFFFF" w:val="clear"/>
-            <w:tcMar>
-              <w:top w:type="dxa" w:w="60"/>
-              <w:left w:type="dxa" w:w="120"/>
-              <w:bottom w:type="dxa" w:w="60"/>
-              <w:right w:type="dxa" w:w="120"/>
-            </w:tcMar>
-          </w:tcPr>
-          <w:p>
-            <w:r>
-              <w:rPr>
-                <w:b w:val="false"/>
-                <w:bCs w:val="false"/>
-                <w:sz w:val="19"/>
-                <w:szCs w:val="19"/>
-              </w:rPr>
-              <w:t xml:space="preserve">Georgia State</w:t>
-            </w:r>
-          </w:p>
-        </w:tc>
-        <w:tc>
-          <w:tcPr>
-            <w:tcW w:type="dxa" w:w="6250"/>
-            <w:shd w:fill="FFFFFF" w:val="clear"/>
-            <w:tcMar>
-              <w:top w:type="dxa" w:w="60"/>
-              <w:left w:type="dxa" w:w="120"/>
-              <w:bottom w:type="dxa" w:w="60"/>
-              <w:right w:type="dxa" w:w="120"/>
-            </w:tcMar>
-          </w:tcPr>
-          <w:p>
-            <w:r>
-              <w:rPr>
-                <w:b/>
-                <w:bCs/>
-                <w:sz w:val="19"/>
-                <w:szCs w:val="19"/>
-              </w:rPr>
-              <w:t xml:space="preserve">2-1, 3-0 ATS, 40.0 points a game</w:t>
+              <w:t xml:space="preserve">138th in Explosiveness, last nationally</w:t>
+            </w:r>
+          </w:p>
+        </w:tc>
+      </w:tr>
+      <w:tr>
+        <w:tc>
+          <w:tcPr>
+            <w:tcW w:type="dxa" w:w="3830"/>
+            <w:shd w:fill="FFFFFF" w:val="clear"/>
+            <w:tcMar>
+              <w:top w:type="dxa" w:w="60"/>
+              <w:left w:type="dxa" w:w="120"/>
+              <w:bottom w:type="dxa" w:w="60"/>
+              <w:right w:type="dxa" w:w="120"/>
+            </w:tcMar>
+          </w:tcPr>
+          <w:p>
+            <w:r>
+              <w:rPr>
+                <w:b w:val="false"/>
+                <w:bCs w:val="false"/>
+                <w:sz w:val="19"/>
+                <w:szCs w:val="19"/>
+              </w:rPr>
+              <w:t xml:space="preserve">Over records</w:t>
+            </w:r>
+          </w:p>
+        </w:tc>
+        <w:tc>
+          <w:tcPr>
+            <w:tcW w:type="dxa" w:w="6250"/>
+            <w:shd w:fill="FFFFFF" w:val="clear"/>
+            <w:tcMar>
+              <w:top w:type="dxa" w:w="60"/>
+              <w:left w:type="dxa" w:w="120"/>
+              <w:bottom w:type="dxa" w:w="60"/>
+              <w:right w:type="dxa" w:w="120"/>
+            </w:tcMar>
+          </w:tcPr>
+          <w:p>
+            <w:r>
+              <w:rPr>
+                <w:b/>
+                <w:bCs/>
+                <w:sz w:val="19"/>
+                <w:szCs w:val="19"/>
+              </w:rPr>
+              <w:t xml:space="preserve">UNLV 0-3 (-14.8), Akron 2-1 (+3.8)</w:t>
             </w:r>
           </w:p>
         </w:tc>
@@ -1549,7 +1557,7 @@
         <w:spacing w:after="160" w:line="276"/>
       </w:pPr>
       <w:r>
-        <w:t xml:space="preserve">Book has 56.5, the model 51.3. Georgia State can get most of the way there on their own, so this is a bet about whether Northern Illinois contributes anything.</w:t>
+        <w:t xml:space="preserve">Book has 52.5, the model 51.2, and a points-based check puts it at 47.0. Between them these two teams are scoring 38.7 a game.</w:t>
       </w:r>
     </w:p>
     <w:p>
@@ -1557,7 +1565,7 @@
         <w:spacing w:after="160" w:line="276"/>
       </w:pPr>
       <w:r>
-        <w:t xml:space="preserve">Northern Illinois is 0-3 and has been outscored by 23.0 a game. The offense ranks 128th in Success Rate, 137th in Finishing Drives and 115th in Explosiveness, on a 57.9 offense grade and a 44.7 run block grade, with 41 points across three games. That is 13.7 a game against a Georgia State defense allowing 23.7.</w:t>
+        <w:t xml:space="preserve">UNLV is the anchor. They score 16.0 a game on an offense ranked 126th in Success Rate, 126th in Finishing Drives and 99th in Explosiveness, and their three games have landed 14.8 points under the posted total, 0-3 to the Over.</w:t>
       </w:r>
     </w:p>
     <w:p>
@@ -1565,7 +1573,7 @@
         <w:spacing w:after="160" w:line="276"/>
       </w:pPr>
       <w:r>
-        <w:t xml:space="preserve">Georgia State is the live half. They are 2-1, 3-0 ATS covering by 15.2 a game, at 40.0 points a game with an 83.6 passing grade. Their offense ranks 35th in Success Rate.</w:t>
+        <w:t xml:space="preserve">Akron scores 22.7 but ranks 138th in Explosiveness, last nationally. Neither team has a way to score quickly, which matters more than the raw scoring average: a total gets to 52 on chunk plays and short fields, and this game has no source of either.</w:t>
       </w:r>
     </w:p>
     <w:p>
@@ -1573,7 +1581,7 @@
         <w:spacing w:after="160" w:line="276"/>
       </w:pPr>
       <w:r>
-        <w:t xml:space="preserve">The exposure is Georgia State's finishing: their defense ranks 121st in Finishing Drives on a 57.4 tackling grade, so opponents who reach the red zone convert. Northern Illinois getting there is the whole question, and 137th in Finishing Drives is the answer the season has given so far. This is also the third straight week the board has pointed at a Georgia State game; the previous two were spreads fading them, and both lost.</w:t>
+        <w:t xml:space="preserve">The case against is that both defenses are as bad as both offenses. UNLV allows 25.7 and Akron 29.7, 55.4 combined, which is above the total on its own. Akron's defense ranks 128th in Field Position and UNLV's 114th in Finishing Drives, so the arithmetic works only if the offenses stay as inefficient as they have been.</w:t>
       </w:r>
     </w:p>
     <w:p>
@@ -1583,7 +1591,7 @@
       <w:r>
         <w:drawing>
           <wp:inline distT="0" distB="0" distL="0" distR="0">
-            <wp:extent cx="6400800" cy="5153025"/>
+            <wp:extent cx="6400800" cy="5048250"/>
             <wp:effectExtent t="0" r="0" b="0" l="0"/>
             <wp:docPr id="1" name="" descr="" title=""/>
             <wp:cNvGraphicFramePr>
@@ -1608,7 +1616,7 @@
                   <pic:spPr bwMode="auto">
                     <a:xfrm>
                       <a:off x="0" y="0"/>
-                      <a:ext cx="6400800" cy="5153025"/>
+                      <a:ext cx="6400800" cy="5048250"/>
                     </a:xfrm>
                     <a:prstGeom prst="rect">
                       <a:avLst/>
@@ -1643,7 +1651,7 @@
       <w:r>
         <w:drawing>
           <wp:inline distT="0" distB="0" distL="0" distR="0">
-            <wp:extent cx="6400800" cy="6953250"/>
+            <wp:extent cx="6400800" cy="6648450"/>
             <wp:effectExtent t="0" r="0" b="0" l="0"/>
             <wp:docPr id="1" name="" descr="" title=""/>
             <wp:cNvGraphicFramePr>
@@ -1668,7 +1676,7 @@
                   <pic:spPr bwMode="auto">
                     <a:xfrm>
                       <a:off x="0" y="0"/>
-                      <a:ext cx="6400800" cy="6953250"/>
+                      <a:ext cx="6400800" cy="6648450"/>
                     </a:xfrm>
                     <a:prstGeom prst="rect">
                       <a:avLst/>
@@ -1707,7 +1715,7 @@
         <w:spacing w:after="40"/>
       </w:pPr>
       <w:r>
-        <w:t xml:space="preserve">Under 58.5</w:t>
+        <w:t xml:space="preserve">Over 47.0</w:t>
       </w:r>
     </w:p>
     <w:p>
@@ -1720,7 +1728,7 @@
           <w:sz w:val="21"/>
           <w:szCs w:val="21"/>
         </w:rPr>
-        <w:t xml:space="preserve">Missouri Tigers @ Mississippi State Bulldogs</w:t>
+        <w:t xml:space="preserve">Virginia Tech Hokies @ Boston College Eagles</w:t>
       </w:r>
     </w:p>
     <w:tbl>
@@ -1782,7 +1790,7 @@
                 <w:sz w:val="19"/>
                 <w:szCs w:val="19"/>
               </w:rPr>
-              <w:t xml:space="preserve">58.5</w:t>
+              <w:t xml:space="preserve">47.0</w:t>
             </w:r>
           </w:p>
         </w:tc>
@@ -1830,7 +1838,7 @@
                 <w:sz w:val="19"/>
                 <w:szCs w:val="19"/>
               </w:rPr>
-              <w:t xml:space="preserve">59.9</w:t>
+              <w:t xml:space="preserve">56.4</w:t>
             </w:r>
           </w:p>
         </w:tc>
@@ -1878,7 +1886,7 @@
                 <w:sz w:val="19"/>
                 <w:szCs w:val="19"/>
               </w:rPr>
-              <w:t xml:space="preserve">-5.1 pts to the Under</w:t>
+              <w:t xml:space="preserve">+4.4 to the Over</w:t>
             </w:r>
           </w:p>
         </w:tc>
@@ -1903,7 +1911,7 @@
                 <w:sz w:val="19"/>
                 <w:szCs w:val="19"/>
               </w:rPr>
-              <w:t xml:space="preserve">Records</w:t>
+              <w:t xml:space="preserve">Virginia Tech 2026</w:t>
             </w:r>
           </w:p>
         </w:tc>
@@ -1926,55 +1934,55 @@
                 <w:sz w:val="19"/>
                 <w:szCs w:val="19"/>
               </w:rPr>
-              <w:t xml:space="preserve">both 3-0; Missouri +22.3 MOV, Mississippi State +27.0</w:t>
-            </w:r>
-          </w:p>
-        </w:tc>
-      </w:tr>
-      <w:tr>
-        <w:tc>
-          <w:tcPr>
-            <w:tcW w:type="dxa" w:w="3830"/>
-            <w:shd w:fill="FFFFFF" w:val="clear"/>
-            <w:tcMar>
-              <w:top w:type="dxa" w:w="60"/>
-              <w:left w:type="dxa" w:w="120"/>
-              <w:bottom w:type="dxa" w:w="60"/>
-              <w:right w:type="dxa" w:w="120"/>
-            </w:tcMar>
-          </w:tcPr>
-          <w:p>
-            <w:r>
-              <w:rPr>
-                <w:b w:val="false"/>
-                <w:bCs w:val="false"/>
-                <w:sz w:val="19"/>
-                <w:szCs w:val="19"/>
-              </w:rPr>
-              <w:t xml:space="preserve">Points allowed</w:t>
-            </w:r>
-          </w:p>
-        </w:tc>
-        <w:tc>
-          <w:tcPr>
-            <w:tcW w:type="dxa" w:w="6250"/>
-            <w:shd w:fill="FFFFFF" w:val="clear"/>
-            <w:tcMar>
-              <w:top w:type="dxa" w:w="60"/>
-              <w:left w:type="dxa" w:w="120"/>
-              <w:bottom w:type="dxa" w:w="60"/>
-              <w:right w:type="dxa" w:w="120"/>
-            </w:tcMar>
-          </w:tcPr>
-          <w:p>
-            <w:r>
-              <w:rPr>
-                <w:b/>
-                <w:bCs/>
-                <w:sz w:val="19"/>
-                <w:szCs w:val="19"/>
-              </w:rPr>
-              <w:t xml:space="preserve">Missouri 17.3 a game, Mississippi State 20.0</w:t>
+              <w:t xml:space="preserve">3-0, 50.7 points a game, 3-0 to the Over (+14.2)</w:t>
+            </w:r>
+          </w:p>
+        </w:tc>
+      </w:tr>
+      <w:tr>
+        <w:tc>
+          <w:tcPr>
+            <w:tcW w:type="dxa" w:w="3830"/>
+            <w:shd w:fill="FFFFFF" w:val="clear"/>
+            <w:tcMar>
+              <w:top w:type="dxa" w:w="60"/>
+              <w:left w:type="dxa" w:w="120"/>
+              <w:bottom w:type="dxa" w:w="60"/>
+              <w:right w:type="dxa" w:w="120"/>
+            </w:tcMar>
+          </w:tcPr>
+          <w:p>
+            <w:r>
+              <w:rPr>
+                <w:b w:val="false"/>
+                <w:bCs w:val="false"/>
+                <w:sz w:val="19"/>
+                <w:szCs w:val="19"/>
+              </w:rPr>
+              <w:t xml:space="preserve">Virginia Tech coverage</w:t>
+            </w:r>
+          </w:p>
+        </w:tc>
+        <w:tc>
+          <w:tcPr>
+            <w:tcW w:type="dxa" w:w="6250"/>
+            <w:shd w:fill="FFFFFF" w:val="clear"/>
+            <w:tcMar>
+              <w:top w:type="dxa" w:w="60"/>
+              <w:left w:type="dxa" w:w="120"/>
+              <w:bottom w:type="dxa" w:w="60"/>
+              <w:right w:type="dxa" w:w="120"/>
+            </w:tcMar>
+          </w:tcPr>
+          <w:p>
+            <w:r>
+              <w:rPr>
+                <w:b/>
+                <w:bCs/>
+                <w:sz w:val="19"/>
+                <w:szCs w:val="19"/>
+              </w:rPr>
+              <w:t xml:space="preserve">54.1 grade, the one soft number on a strong defense</w:t>
             </w:r>
           </w:p>
         </w:tc>
@@ -1999,7 +2007,7 @@
                 <w:sz w:val="19"/>
                 <w:szCs w:val="19"/>
               </w:rPr>
-              <w:t xml:space="preserve">Missouri defense</w:t>
+              <w:t xml:space="preserve">Boston College</w:t>
             </w:r>
           </w:p>
         </w:tc>
@@ -2022,55 +2030,55 @@
                 <w:sz w:val="19"/>
                 <w:szCs w:val="19"/>
               </w:rPr>
-              <w:t xml:space="preserve">16th Success Rate, 5th Havoc, 89.2 pass rush</w:t>
-            </w:r>
-          </w:p>
-        </w:tc>
-      </w:tr>
-      <w:tr>
-        <w:tc>
-          <w:tcPr>
-            <w:tcW w:type="dxa" w:w="3830"/>
-            <w:shd w:fill="FFFFFF" w:val="clear"/>
-            <w:tcMar>
-              <w:top w:type="dxa" w:w="60"/>
-              <w:left w:type="dxa" w:w="120"/>
-              <w:bottom w:type="dxa" w:w="60"/>
-              <w:right w:type="dxa" w:w="120"/>
-            </w:tcMar>
-          </w:tcPr>
-          <w:p>
-            <w:r>
-              <w:rPr>
-                <w:b w:val="false"/>
-                <w:bCs w:val="false"/>
-                <w:sz w:val="19"/>
-                <w:szCs w:val="19"/>
-              </w:rPr>
-              <w:t xml:space="preserve">Mississippi State tempo</w:t>
-            </w:r>
-          </w:p>
-        </w:tc>
-        <w:tc>
-          <w:tcPr>
-            <w:tcW w:type="dxa" w:w="6250"/>
-            <w:shd w:fill="FFFFFF" w:val="clear"/>
-            <w:tcMar>
-              <w:top w:type="dxa" w:w="60"/>
-              <w:left w:type="dxa" w:w="120"/>
-              <w:bottom w:type="dxa" w:w="60"/>
-              <w:right w:type="dxa" w:w="120"/>
-            </w:tcMar>
-          </w:tcPr>
-          <w:p>
-            <w:r>
-              <w:rPr>
-                <w:b/>
-                <w:bCs/>
-                <w:sz w:val="19"/>
-                <w:szCs w:val="19"/>
-              </w:rPr>
-              <w:t xml:space="preserve">10th fastest at 24.3 seconds a snap</w:t>
+              <w:t xml:space="preserve">pass-heavy at 57% of plays and 43% success rate on them</w:t>
+            </w:r>
+          </w:p>
+        </w:tc>
+      </w:tr>
+      <w:tr>
+        <w:tc>
+          <w:tcPr>
+            <w:tcW w:type="dxa" w:w="3830"/>
+            <w:shd w:fill="FFFFFF" w:val="clear"/>
+            <w:tcMar>
+              <w:top w:type="dxa" w:w="60"/>
+              <w:left w:type="dxa" w:w="120"/>
+              <w:bottom w:type="dxa" w:w="60"/>
+              <w:right w:type="dxa" w:w="120"/>
+            </w:tcMar>
+          </w:tcPr>
+          <w:p>
+            <w:r>
+              <w:rPr>
+                <w:b w:val="false"/>
+                <w:bCs w:val="false"/>
+                <w:sz w:val="19"/>
+                <w:szCs w:val="19"/>
+              </w:rPr>
+              <w:t xml:space="preserve">Game spread</w:t>
+            </w:r>
+          </w:p>
+        </w:tc>
+        <w:tc>
+          <w:tcPr>
+            <w:tcW w:type="dxa" w:w="6250"/>
+            <w:shd w:fill="FFFFFF" w:val="clear"/>
+            <w:tcMar>
+              <w:top w:type="dxa" w:w="60"/>
+              <w:left w:type="dxa" w:w="120"/>
+              <w:bottom w:type="dxa" w:w="60"/>
+              <w:right w:type="dxa" w:w="120"/>
+            </w:tcMar>
+          </w:tcPr>
+          <w:p>
+            <w:r>
+              <w:rPr>
+                <w:b/>
+                <w:bCs/>
+                <w:sz w:val="19"/>
+                <w:szCs w:val="19"/>
+              </w:rPr>
+              <w:t xml:space="preserve">Virginia Tech -14.0</w:t>
             </w:r>
           </w:p>
         </w:tc>
@@ -2086,7 +2094,7 @@
         <w:spacing w:after="160" w:line="276"/>
       </w:pPr>
       <w:r>
-        <w:t xml:space="preserve">Book has 58.5, the model 59.9, so raw this is a 1.4-point Over lean. With two defenses of this quality the slate fit expects the model to be 6.5 points over the book, which leaves a 5.1-point residual to the Under.</w:t>
+        <w:t xml:space="preserve">Book has 47.0, the model 56.4, and a points-based check lands at 56.3. The two agree almost exactly, which is unusual on this slate.</w:t>
       </w:r>
     </w:p>
     <w:p>
@@ -2094,7 +2102,7 @@
         <w:spacing w:after="160" w:line="276"/>
       </w:pPr>
       <w:r>
-        <w:t xml:space="preserve">The scoring records are the Over case and they are built on schedule. Both teams are 3-0, Missouri by 22.3 a game and Mississippi State by 27.0, at 39.7 and 47.0 points scored. What they have allowed is the more useful number: 17.3 and 20.0 a game.</w:t>
+        <w:t xml:space="preserve">Virginia Tech scores 50.7 a game and their three games are all over the posted number by 14.2 on average. The offense ranks 27th in Success Rate, 14th in Finishing Drives and 18th in Field Position, and the defense is real: 19th in Success Rate, 1st in Havoc, a 95.0 run defense grade and an 88.8 pass rush grade.</w:t>
       </w:r>
     </w:p>
     <w:p>
@@ -2102,7 +2110,7 @@
         <w:spacing w:after="160" w:line="276"/>
       </w:pPr>
       <w:r>
-        <w:t xml:space="preserve">Missouri's defense ranks 16th in Success Rate and 5th in Havoc on an 89.2 pass rush grade and an 85.8 coverage grade. Mississippi State's ranks 37th in Success Rate on an 89.6 coverage grade. A 58.5 total asks each of these offenses for 29 against the best defense either has seen.</w:t>
+        <w:t xml:space="preserve">The matchup is the coverage grade. Virginia Tech's is 54.1, the only defensive number they carry below 76, and Boston College throws it on 57% of snaps at a 43% success rate. The hub flags that combination itself as pushing real scoring above a flat team-average baseline.</w:t>
       </w:r>
     </w:p>
     <w:p>
@@ -2110,7 +2118,7 @@
         <w:spacing w:after="160" w:line="276"/>
       </w:pPr>
       <w:r>
-        <w:t xml:space="preserve">Mississippi State's tempo is the reason this is the least comfortable of the five: 24.3 seconds a snap, 10th nationally, and their games have gone 11.2 points over the posted total. Missouri's own weak spot is Explosiveness allowed, 134th, alongside a 54.4 tackling grade, so one long play changes the arithmetic here faster than in the other four.</w:t>
+        <w:t xml:space="preserve">The argument against is Boston College's own record: 0-3 to the Over with games landing 7.8 under, an offense ranked 112th in Success Rate and 118th in Finishing Drives, and 21.7 points a game. At a 14-point spread this gets to 47 mainly if Virginia Tech alone reaches the low 30s, which their average says they will.</w:t>
       </w:r>
     </w:p>
     <w:p>
@@ -2206,543 +2214,6 @@
                     <a:xfrm>
                       <a:off x="0" y="0"/>
                       <a:ext cx="6400800" cy="6848475"/>
-                    </a:xfrm>
-                    <a:prstGeom prst="rect">
-                      <a:avLst/>
-                    </a:prstGeom>
-                  </pic:spPr>
-                </pic:pic>
-              </a:graphicData>
-            </a:graphic>
-          </wp:inline>
-        </w:drawing>
-      </w:r>
-    </w:p>
-    <w:p>
-      <w:pPr>
-        <w:spacing w:after="220"/>
-      </w:pPr>
-      <w:r>
-        <w:rPr>
-          <w:i/>
-          <w:iCs/>
-          <w:color w:val="5A6270"/>
-          <w:sz w:val="17"/>
-          <w:szCs w:val="17"/>
-        </w:rPr>
-        <w:t xml:space="preserve">Unit matchups: each offensive unit grade against the opposing defensive unit. Edge = offense minus defense.</w:t>
-      </w:r>
-    </w:p>
-    <w:p>
-      <w:r>
-        <w:br w:type="page"/>
-      </w:r>
-    </w:p>
-    <w:p>
-      <w:pPr>
-        <w:pStyle w:val="Heading2"/>
-        <w:spacing w:after="40"/>
-      </w:pPr>
-      <w:r>
-        <w:t xml:space="preserve">Over 44.5</w:t>
-      </w:r>
-    </w:p>
-    <w:p>
-      <w:pPr>
-        <w:spacing w:after="200"/>
-      </w:pPr>
-      <w:r>
-        <w:rPr>
-          <w:color w:val="5A6270"/>
-          <w:sz w:val="21"/>
-          <w:szCs w:val="21"/>
-        </w:rPr>
-        <w:t xml:space="preserve">Rice Owls @ Fresno State Bulldogs</w:t>
-      </w:r>
-    </w:p>
-    <w:tbl>
-      <w:tblPr>
-        <w:tblW w:type="dxa" w:w="10080"/>
-        <w:tblBorders>
-          <w:top w:val="single" w:color="auto" w:sz="4"/>
-          <w:left w:val="single" w:color="auto" w:sz="4"/>
-          <w:bottom w:val="single" w:color="auto" w:sz="4"/>
-          <w:right w:val="single" w:color="auto" w:sz="4"/>
-          <w:insideH w:val="single" w:color="auto" w:sz="4"/>
-          <w:insideV w:val="single" w:color="auto" w:sz="4"/>
-        </w:tblBorders>
-      </w:tblPr>
-      <w:tblGrid>
-        <w:gridCol w:w="3830"/>
-        <w:gridCol w:w="6250"/>
-      </w:tblGrid>
-      <w:tr>
-        <w:tc>
-          <w:tcPr>
-            <w:tcW w:type="dxa" w:w="3830"/>
-            <w:shd w:fill="FFFFFF" w:val="clear"/>
-            <w:tcMar>
-              <w:top w:type="dxa" w:w="60"/>
-              <w:left w:type="dxa" w:w="120"/>
-              <w:bottom w:type="dxa" w:w="60"/>
-              <w:right w:type="dxa" w:w="120"/>
-            </w:tcMar>
-          </w:tcPr>
-          <w:p>
-            <w:r>
-              <w:rPr>
-                <w:b w:val="false"/>
-                <w:bCs w:val="false"/>
-                <w:sz w:val="19"/>
-                <w:szCs w:val="19"/>
-              </w:rPr>
-              <w:t xml:space="preserve">Book total</w:t>
-            </w:r>
-          </w:p>
-        </w:tc>
-        <w:tc>
-          <w:tcPr>
-            <w:tcW w:type="dxa" w:w="6250"/>
-            <w:shd w:fill="FFFFFF" w:val="clear"/>
-            <w:tcMar>
-              <w:top w:type="dxa" w:w="60"/>
-              <w:left w:type="dxa" w:w="120"/>
-              <w:bottom w:type="dxa" w:w="60"/>
-              <w:right w:type="dxa" w:w="120"/>
-            </w:tcMar>
-          </w:tcPr>
-          <w:p>
-            <w:r>
-              <w:rPr>
-                <w:b/>
-                <w:bCs/>
-                <w:sz w:val="19"/>
-                <w:szCs w:val="19"/>
-              </w:rPr>
-              <w:t xml:space="preserve">44.5</w:t>
-            </w:r>
-          </w:p>
-        </w:tc>
-      </w:tr>
-      <w:tr>
-        <w:tc>
-          <w:tcPr>
-            <w:tcW w:type="dxa" w:w="3830"/>
-            <w:shd w:fill="F4F5F7" w:val="clear"/>
-            <w:tcMar>
-              <w:top w:type="dxa" w:w="60"/>
-              <w:left w:type="dxa" w:w="120"/>
-              <w:bottom w:type="dxa" w:w="60"/>
-              <w:right w:type="dxa" w:w="120"/>
-            </w:tcMar>
-          </w:tcPr>
-          <w:p>
-            <w:r>
-              <w:rPr>
-                <w:b w:val="false"/>
-                <w:bCs w:val="false"/>
-                <w:sz w:val="19"/>
-                <w:szCs w:val="19"/>
-              </w:rPr>
-              <w:t xml:space="preserve">Model number</w:t>
-            </w:r>
-          </w:p>
-        </w:tc>
-        <w:tc>
-          <w:tcPr>
-            <w:tcW w:type="dxa" w:w="6250"/>
-            <w:shd w:fill="F4F5F7" w:val="clear"/>
-            <w:tcMar>
-              <w:top w:type="dxa" w:w="60"/>
-              <w:left w:type="dxa" w:w="120"/>
-              <w:bottom w:type="dxa" w:w="60"/>
-              <w:right w:type="dxa" w:w="120"/>
-            </w:tcMar>
-          </w:tcPr>
-          <w:p>
-            <w:r>
-              <w:rPr>
-                <w:b/>
-                <w:bCs/>
-                <w:sz w:val="19"/>
-                <w:szCs w:val="19"/>
-              </w:rPr>
-              <w:t xml:space="preserve">48.3</w:t>
-            </w:r>
-          </w:p>
-        </w:tc>
-      </w:tr>
-      <w:tr>
-        <w:tc>
-          <w:tcPr>
-            <w:tcW w:type="dxa" w:w="3830"/>
-            <w:shd w:fill="FFFFFF" w:val="clear"/>
-            <w:tcMar>
-              <w:top w:type="dxa" w:w="60"/>
-              <w:left w:type="dxa" w:w="120"/>
-              <w:bottom w:type="dxa" w:w="60"/>
-              <w:right w:type="dxa" w:w="120"/>
-            </w:tcMar>
-          </w:tcPr>
-          <w:p>
-            <w:r>
-              <w:rPr>
-                <w:b w:val="false"/>
-                <w:bCs w:val="false"/>
-                <w:sz w:val="19"/>
-                <w:szCs w:val="19"/>
-              </w:rPr>
-              <w:t xml:space="preserve">Residual</w:t>
-            </w:r>
-          </w:p>
-        </w:tc>
-        <w:tc>
-          <w:tcPr>
-            <w:tcW w:type="dxa" w:w="6250"/>
-            <w:shd w:fill="FFFFFF" w:val="clear"/>
-            <w:tcMar>
-              <w:top w:type="dxa" w:w="60"/>
-              <w:left w:type="dxa" w:w="120"/>
-              <w:bottom w:type="dxa" w:w="60"/>
-              <w:right w:type="dxa" w:w="120"/>
-            </w:tcMar>
-          </w:tcPr>
-          <w:p>
-            <w:r>
-              <w:rPr>
-                <w:b/>
-                <w:bCs/>
-                <w:sz w:val="19"/>
-                <w:szCs w:val="19"/>
-              </w:rPr>
-              <w:t xml:space="preserve">+4.5 pts to the Over</w:t>
-            </w:r>
-          </w:p>
-        </w:tc>
-      </w:tr>
-      <w:tr>
-        <w:tc>
-          <w:tcPr>
-            <w:tcW w:type="dxa" w:w="3830"/>
-            <w:shd w:fill="F4F5F7" w:val="clear"/>
-            <w:tcMar>
-              <w:top w:type="dxa" w:w="60"/>
-              <w:left w:type="dxa" w:w="120"/>
-              <w:bottom w:type="dxa" w:w="60"/>
-              <w:right w:type="dxa" w:w="120"/>
-            </w:tcMar>
-          </w:tcPr>
-          <w:p>
-            <w:r>
-              <w:rPr>
-                <w:b w:val="false"/>
-                <w:bCs w:val="false"/>
-                <w:sz w:val="19"/>
-                <w:szCs w:val="19"/>
-              </w:rPr>
-              <w:t xml:space="preserve">Game spread</w:t>
-            </w:r>
-          </w:p>
-        </w:tc>
-        <w:tc>
-          <w:tcPr>
-            <w:tcW w:type="dxa" w:w="6250"/>
-            <w:shd w:fill="F4F5F7" w:val="clear"/>
-            <w:tcMar>
-              <w:top w:type="dxa" w:w="60"/>
-              <w:left w:type="dxa" w:w="120"/>
-              <w:bottom w:type="dxa" w:w="60"/>
-              <w:right w:type="dxa" w:w="120"/>
-            </w:tcMar>
-          </w:tcPr>
-          <w:p>
-            <w:r>
-              <w:rPr>
-                <w:b/>
-                <w:bCs/>
-                <w:sz w:val="19"/>
-                <w:szCs w:val="19"/>
-              </w:rPr>
-              <w:t xml:space="preserve">Fresno State -13.0</w:t>
-            </w:r>
-          </w:p>
-        </w:tc>
-      </w:tr>
-      <w:tr>
-        <w:tc>
-          <w:tcPr>
-            <w:tcW w:type="dxa" w:w="3830"/>
-            <w:shd w:fill="FFFFFF" w:val="clear"/>
-            <w:tcMar>
-              <w:top w:type="dxa" w:w="60"/>
-              <w:left w:type="dxa" w:w="120"/>
-              <w:bottom w:type="dxa" w:w="60"/>
-              <w:right w:type="dxa" w:w="120"/>
-            </w:tcMar>
-          </w:tcPr>
-          <w:p>
-            <w:r>
-              <w:rPr>
-                <w:b w:val="false"/>
-                <w:bCs w:val="false"/>
-                <w:sz w:val="19"/>
-                <w:szCs w:val="19"/>
-              </w:rPr>
-              <w:t xml:space="preserve">Points allowed</w:t>
-            </w:r>
-          </w:p>
-        </w:tc>
-        <w:tc>
-          <w:tcPr>
-            <w:tcW w:type="dxa" w:w="6250"/>
-            <w:shd w:fill="FFFFFF" w:val="clear"/>
-            <w:tcMar>
-              <w:top w:type="dxa" w:w="60"/>
-              <w:left w:type="dxa" w:w="120"/>
-              <w:bottom w:type="dxa" w:w="60"/>
-              <w:right w:type="dxa" w:w="120"/>
-            </w:tcMar>
-          </w:tcPr>
-          <w:p>
-            <w:r>
-              <w:rPr>
-                <w:b/>
-                <w:bCs/>
-                <w:sz w:val="19"/>
-                <w:szCs w:val="19"/>
-              </w:rPr>
-              <w:t xml:space="preserve">Rice 27.7 a game, Fresno State 17.3</w:t>
-            </w:r>
-          </w:p>
-        </w:tc>
-      </w:tr>
-      <w:tr>
-        <w:tc>
-          <w:tcPr>
-            <w:tcW w:type="dxa" w:w="3830"/>
-            <w:shd w:fill="F4F5F7" w:val="clear"/>
-            <w:tcMar>
-              <w:top w:type="dxa" w:w="60"/>
-              <w:left w:type="dxa" w:w="120"/>
-              <w:bottom w:type="dxa" w:w="60"/>
-              <w:right w:type="dxa" w:w="120"/>
-            </w:tcMar>
-          </w:tcPr>
-          <w:p>
-            <w:r>
-              <w:rPr>
-                <w:b w:val="false"/>
-                <w:bCs w:val="false"/>
-                <w:sz w:val="19"/>
-                <w:szCs w:val="19"/>
-              </w:rPr>
-              <w:t xml:space="preserve">Defensive ranks</w:t>
-            </w:r>
-          </w:p>
-        </w:tc>
-        <w:tc>
-          <w:tcPr>
-            <w:tcW w:type="dxa" w:w="6250"/>
-            <w:shd w:fill="F4F5F7" w:val="clear"/>
-            <w:tcMar>
-              <w:top w:type="dxa" w:w="60"/>
-              <w:left w:type="dxa" w:w="120"/>
-              <w:bottom w:type="dxa" w:w="60"/>
-              <w:right w:type="dxa" w:w="120"/>
-            </w:tcMar>
-          </w:tcPr>
-          <w:p>
-            <w:r>
-              <w:rPr>
-                <w:b/>
-                <w:bCs/>
-                <w:sz w:val="19"/>
-                <w:szCs w:val="19"/>
-              </w:rPr>
-              <w:t xml:space="preserve">Rice 102nd Success Rate, Fresno State 97th</w:t>
-            </w:r>
-          </w:p>
-        </w:tc>
-      </w:tr>
-      <w:tr>
-        <w:tc>
-          <w:tcPr>
-            <w:tcW w:type="dxa" w:w="3830"/>
-            <w:shd w:fill="FFFFFF" w:val="clear"/>
-            <w:tcMar>
-              <w:top w:type="dxa" w:w="60"/>
-              <w:left w:type="dxa" w:w="120"/>
-              <w:bottom w:type="dxa" w:w="60"/>
-              <w:right w:type="dxa" w:w="120"/>
-            </w:tcMar>
-          </w:tcPr>
-          <w:p>
-            <w:r>
-              <w:rPr>
-                <w:b w:val="false"/>
-                <w:bCs w:val="false"/>
-                <w:sz w:val="19"/>
-                <w:szCs w:val="19"/>
-              </w:rPr>
-              <w:t xml:space="preserve">Fresno State pass block</w:t>
-            </w:r>
-          </w:p>
-        </w:tc>
-        <w:tc>
-          <w:tcPr>
-            <w:tcW w:type="dxa" w:w="6250"/>
-            <w:shd w:fill="FFFFFF" w:val="clear"/>
-            <w:tcMar>
-              <w:top w:type="dxa" w:w="60"/>
-              <w:left w:type="dxa" w:w="120"/>
-              <w:bottom w:type="dxa" w:w="60"/>
-              <w:right w:type="dxa" w:w="120"/>
-            </w:tcMar>
-          </w:tcPr>
-          <w:p>
-            <w:r>
-              <w:rPr>
-                <w:b/>
-                <w:bCs/>
-                <w:sz w:val="19"/>
-                <w:szCs w:val="19"/>
-              </w:rPr>
-              <w:t xml:space="preserve">32.0 grade, lowest in this document</w:t>
-            </w:r>
-          </w:p>
-        </w:tc>
-      </w:tr>
-    </w:tbl>
-    <w:p>
-      <w:pPr>
-        <w:spacing w:after="180"/>
-      </w:pPr>
-    </w:p>
-    <w:p>
-      <w:pPr>
-        <w:spacing w:after="160" w:line="276"/>
-      </w:pPr>
-      <w:r>
-        <w:t xml:space="preserve">Book has 44.5, the model 48.3. With two defenses ranked outside the top 95 the fit expects a slight Under lean, so the residual is +4.5.</w:t>
-      </w:r>
-    </w:p>
-    <w:p>
-      <w:pPr>
-        <w:spacing w:after="160" w:line="276"/>
-      </w:pPr>
-      <w:r>
-        <w:t xml:space="preserve">What the two teams have allowed is the case: 27.7 a game for Rice and 17.3 for Fresno State, 45.0 combined against a total of 44.5. Rice's defense ranks 102nd in Success Rate and 116th in Finishing Drives; Fresno State's ranks 97th in Success Rate.</w:t>
-      </w:r>
-    </w:p>
-    <w:p>
-      <w:pPr>
-        <w:spacing w:after="160" w:line="276"/>
-      </w:pPr>
-      <w:r>
-        <w:t xml:space="preserve">Neither offense is good enough to make this comfortable. Rice ranks 87th in Success Rate and 131st in Explosiveness at 17.3 points a game; Fresno State ranks 129th in Success Rate and has a 32.0 pass block grade, the lowest number in this document, though they rank 20th in Explosiveness, which is the one way this gets to 45 quickly.</w:t>
-      </w:r>
-    </w:p>
-    <w:p>
-      <w:pPr>
-        <w:spacing w:after="160" w:line="276"/>
-      </w:pPr>
-      <w:r>
-        <w:t xml:space="preserve">This is the thinnest of the five and is sized the same as the rest only because the card is flat. A 13-point spread with two offenses this inefficient is the profile that produces a 24-17 game.</w:t>
-      </w:r>
-    </w:p>
-    <w:p>
-      <w:pPr>
-        <w:spacing w:after="140" w:before="140"/>
-      </w:pPr>
-      <w:r>
-        <w:drawing>
-          <wp:inline distT="0" distB="0" distL="0" distR="0">
-            <wp:extent cx="6400800" cy="5048250"/>
-            <wp:effectExtent t="0" r="0" b="0" l="0"/>
-            <wp:docPr id="1" name="" descr="" title=""/>
-            <wp:cNvGraphicFramePr>
-              <a:graphicFrameLocks xmlns:a="http://schemas.openxmlformats.org/drawingml/2006/main" noChangeAspect="1"/>
-            </wp:cNvGraphicFramePr>
-            <a:graphic xmlns:a="http://schemas.openxmlformats.org/drawingml/2006/main">
-              <a:graphicData uri="http://schemas.openxmlformats.org/drawingml/2006/picture">
-                <pic:pic xmlns:pic="http://schemas.openxmlformats.org/drawingml/2006/picture">
-                  <pic:nvPicPr>
-                    <pic:cNvPr id="0" name="" descr=""/>
-                    <pic:cNvPicPr>
-                      <a:picLocks noChangeAspect="1" noChangeArrowheads="1"/>
-                    </pic:cNvPicPr>
-                  </pic:nvPicPr>
-                  <pic:blipFill>
-                    <a:blip r:embed="rId15" cstate="none"/>
-                    <a:srcRect/>
-                    <a:stretch>
-                      <a:fillRect/>
-                    </a:stretch>
-                  </pic:blipFill>
-                  <pic:spPr bwMode="auto">
-                    <a:xfrm>
-                      <a:off x="0" y="0"/>
-                      <a:ext cx="6400800" cy="5048250"/>
-                    </a:xfrm>
-                    <a:prstGeom prst="rect">
-                      <a:avLst/>
-                    </a:prstGeom>
-                  </pic:spPr>
-                </pic:pic>
-              </a:graphicData>
-            </a:graphic>
-          </wp:inline>
-        </w:drawing>
-      </w:r>
-    </w:p>
-    <w:p>
-      <w:pPr>
-        <w:spacing w:after="220"/>
-      </w:pPr>
-      <w:r>
-        <w:rPr>
-          <w:i/>
-          <w:iCs/>
-          <w:color w:val="5A6270"/>
-          <w:sz w:val="17"/>
-          <w:szCs w:val="17"/>
-        </w:rPr>
-        <w:t xml:space="preserve">Five Factors and power ratings, captured from the CFB Betting Hub.</w:t>
-      </w:r>
-    </w:p>
-    <w:p>
-      <w:pPr>
-        <w:spacing w:after="140" w:before="140"/>
-      </w:pPr>
-      <w:r>
-        <w:drawing>
-          <wp:inline distT="0" distB="0" distL="0" distR="0">
-            <wp:extent cx="6400800" cy="6648450"/>
-            <wp:effectExtent t="0" r="0" b="0" l="0"/>
-            <wp:docPr id="1" name="" descr="" title=""/>
-            <wp:cNvGraphicFramePr>
-              <a:graphicFrameLocks xmlns:a="http://schemas.openxmlformats.org/drawingml/2006/main" noChangeAspect="1"/>
-            </wp:cNvGraphicFramePr>
-            <a:graphic xmlns:a="http://schemas.openxmlformats.org/drawingml/2006/main">
-              <a:graphicData uri="http://schemas.openxmlformats.org/drawingml/2006/picture">
-                <pic:pic xmlns:pic="http://schemas.openxmlformats.org/drawingml/2006/picture">
-                  <pic:nvPicPr>
-                    <pic:cNvPr id="0" name="" descr=""/>
-                    <pic:cNvPicPr>
-                      <a:picLocks noChangeAspect="1" noChangeArrowheads="1"/>
-                    </pic:cNvPicPr>
-                  </pic:nvPicPr>
-                  <pic:blipFill>
-                    <a:blip r:embed="rId16" cstate="none"/>
-                    <a:srcRect/>
-                    <a:stretch>
-                      <a:fillRect/>
-                    </a:stretch>
-                  </pic:blipFill>
-                  <pic:spPr bwMode="auto">
-                    <a:xfrm>
-                      <a:off x="0" y="0"/>
-                      <a:ext cx="6400800" cy="6648450"/>
                     </a:xfrm>
                     <a:prstGeom prst="rect">
                       <a:avLst/>
